--- a/forskning/ncc-kohort/revision_r1/submission_r1/COVER_LETTER_R1.docx
+++ b/forskning/ncc-kohort/revision_r1/submission_r1/COVER_LETTER_R1.docx
@@ -134,7 +134,7 @@
         <w:t xml:space="preserve"> </w:t>
       </w:r>
       <w:r>
-        <w:t xml:space="preserve">Changes are shown in blue in the highlighted versions of the manuscript and the supplement; clean versions are also provided. The main text is about 6,200 words, close to its submitted length.</w:t>
+        <w:t xml:space="preserve">Changes are shown in blue in the highlighted versions of the manuscript and the supplement; clean versions are also provided. The main text is 6,339 words (6,036 at submission).</w:t>
       </w:r>
     </w:p>
     <w:p>

--- a/forskning/ncc-kohort/revision_r1/submission_r1/COVER_LETTER_R1.docx
+++ b/forskning/ncc-kohort/revision_r1/submission_r1/COVER_LETTER_R1.docx
@@ -134,7 +134,7 @@
         <w:t xml:space="preserve"> </w:t>
       </w:r>
       <w:r>
-        <w:t xml:space="preserve">Changes are shown in blue in the highlighted versions of the manuscript and the supplement; clean versions are also provided. The main text is 6,339 words (6,036 at submission).</w:t>
+        <w:t xml:space="preserve">Changes are shown in blue in the highlighted versions of the manuscript and the supplement; clean versions are also provided. The main text is 6,352 words (6,036 at submission).</w:t>
       </w:r>
     </w:p>
     <w:p>
